--- a/packages/access/src/ownable/specs/ownable_invariants.docx
+++ b/packages/access/src/ownable/specs/ownable_invariants.docx
@@ -164,7 +164,7 @@
                 <w:b/>
                 <w:sz w:val="20"/>
               </w:rPr>
-              <w:t>Invariants: owner remains set and pending_owner implies owner.</w:t>
+              <w:t>Invariants: 1. owner != None (except for when renounce_ownership is called) and 2. pending_owner != none implies owner != none.</w:t>
             </w:r>
           </w:p>
         </w:tc>
@@ -456,6 +456,7 @@
                 <w:i/>
                 <w:sz w:val="16"/>
               </w:rPr>
+              <w:t>invariant: owner != None, case: constructor</w:t>
             </w:r>
           </w:p>
         </w:tc>
@@ -477,7 +478,19 @@
             </w:tcMar>
           </w:tcPr>
           <w:p>
-            <w:r/>
+            <w:hyperlink r:id="rId13">
+              <w:r>
+                <w:rPr>
+                  <w:u w:val="single"/>
+                  <w:color w:val="1155cc"/>
+                  <w:rFonts w:ascii="Sora" w:hAnsi="Sora"/>
+                  <w:sz w:val="16"/>
+                  <w:szCs w:val="16"/>
+                  <w:i/>
+                </w:rPr>
+                <w:t>rule report</w:t>
+              </w:r>
+            </w:hyperlink>
           </w:p>
         </w:tc>
       </w:tr>
@@ -505,7 +518,7 @@
                 <w:rFonts w:ascii="DM Sans" w:hAnsi="DM Sans"/>
                 <w:sz w:val="18"/>
               </w:rPr>
-              <w:t>after_constructor_owner_is_set_sanity</w:t>
+              <w:t>after_transfer_ownership_pending_owner_is_set</w:t>
             </w:r>
           </w:p>
         </w:tc>
@@ -560,6 +573,7 @@
                 <w:i/>
                 <w:sz w:val="16"/>
               </w:rPr>
+              <w:t>invariant: owner != None, case: transfer_ownership</w:t>
             </w:r>
           </w:p>
         </w:tc>
@@ -581,7 +595,19 @@
             </w:tcMar>
           </w:tcPr>
           <w:p>
-            <w:r/>
+            <w:hyperlink r:id="rId13">
+              <w:r>
+                <w:rPr>
+                  <w:u w:val="single"/>
+                  <w:color w:val="1155cc"/>
+                  <w:rFonts w:ascii="Sora" w:hAnsi="Sora"/>
+                  <w:sz w:val="16"/>
+                  <w:szCs w:val="16"/>
+                  <w:i/>
+                </w:rPr>
+                <w:t>rule report</w:t>
+              </w:r>
+            </w:hyperlink>
           </w:p>
         </w:tc>
       </w:tr>
@@ -609,7 +635,7 @@
                 <w:rFonts w:ascii="DM Sans" w:hAnsi="DM Sans"/>
                 <w:sz w:val="18"/>
               </w:rPr>
-              <w:t>after_transfer_ownership_pending_owner_is_set</w:t>
+              <w:t>after_accept_ownership_owner_is_set</w:t>
             </w:r>
           </w:p>
         </w:tc>
@@ -664,6 +690,7 @@
                 <w:i/>
                 <w:sz w:val="16"/>
               </w:rPr>
+              <w:t>invariant: owner != None, case: accept_ownership</w:t>
             </w:r>
           </w:p>
         </w:tc>
@@ -685,7 +712,19 @@
             </w:tcMar>
           </w:tcPr>
           <w:p>
-            <w:r/>
+            <w:hyperlink r:id="rId13">
+              <w:r>
+                <w:rPr>
+                  <w:u w:val="single"/>
+                  <w:color w:val="1155cc"/>
+                  <w:rFonts w:ascii="Sora" w:hAnsi="Sora"/>
+                  <w:sz w:val="16"/>
+                  <w:szCs w:val="16"/>
+                  <w:i/>
+                </w:rPr>
+                <w:t>rule report</w:t>
+              </w:r>
+            </w:hyperlink>
           </w:p>
         </w:tc>
       </w:tr>
@@ -713,7 +752,7 @@
                 <w:rFonts w:ascii="DM Sans" w:hAnsi="DM Sans"/>
                 <w:sz w:val="18"/>
               </w:rPr>
-              <w:t>after_transfer_ownership_pending_owner_is_set_sanity</w:t>
+              <w:t>after_owner_restricted_function_owner_is_set</w:t>
             </w:r>
           </w:p>
         </w:tc>
@@ -768,6 +807,7 @@
                 <w:i/>
                 <w:sz w:val="16"/>
               </w:rPr>
+              <w:t>invariant: owner != None, case: owner_restricted_function</w:t>
             </w:r>
           </w:p>
         </w:tc>
@@ -789,7 +829,19 @@
             </w:tcMar>
           </w:tcPr>
           <w:p>
-            <w:r/>
+            <w:hyperlink r:id="rId13">
+              <w:r>
+                <w:rPr>
+                  <w:u w:val="single"/>
+                  <w:color w:val="1155cc"/>
+                  <w:rFonts w:ascii="Sora" w:hAnsi="Sora"/>
+                  <w:sz w:val="16"/>
+                  <w:szCs w:val="16"/>
+                  <w:i/>
+                </w:rPr>
+                <w:t>rule report</w:t>
+              </w:r>
+            </w:hyperlink>
           </w:p>
         </w:tc>
       </w:tr>
@@ -817,7 +869,7 @@
                 <w:rFonts w:ascii="DM Sans" w:hAnsi="DM Sans"/>
                 <w:sz w:val="18"/>
               </w:rPr>
-              <w:t>after_accept_ownership_owner_is_set</w:t>
+              <w:t>after_constructor_pending_owner_implies_owner</w:t>
             </w:r>
           </w:p>
         </w:tc>
@@ -872,6 +924,7 @@
                 <w:i/>
                 <w:sz w:val="16"/>
               </w:rPr>
+              <w:t>invariant: pending_owner != none implies owner != none, case: constructor</w:t>
             </w:r>
           </w:p>
         </w:tc>
@@ -893,7 +946,19 @@
             </w:tcMar>
           </w:tcPr>
           <w:p>
-            <w:r/>
+            <w:hyperlink r:id="rId13">
+              <w:r>
+                <w:rPr>
+                  <w:u w:val="single"/>
+                  <w:color w:val="1155cc"/>
+                  <w:rFonts w:ascii="Sora" w:hAnsi="Sora"/>
+                  <w:sz w:val="16"/>
+                  <w:szCs w:val="16"/>
+                  <w:i/>
+                </w:rPr>
+                <w:t>rule report</w:t>
+              </w:r>
+            </w:hyperlink>
           </w:p>
         </w:tc>
       </w:tr>
@@ -921,7 +986,7 @@
                 <w:rFonts w:ascii="DM Sans" w:hAnsi="DM Sans"/>
                 <w:sz w:val="18"/>
               </w:rPr>
-              <w:t>after_accept_ownership_owner_is_set_sanity</w:t>
+              <w:t>after_transfer_ownership_pending_owner_implies_owner</w:t>
             </w:r>
           </w:p>
         </w:tc>
@@ -976,6 +1041,7 @@
                 <w:i/>
                 <w:sz w:val="16"/>
               </w:rPr>
+              <w:t>invariant: pending_owner != none implies owner != none, case: transfer_ownership</w:t>
             </w:r>
           </w:p>
         </w:tc>
@@ -997,7 +1063,19 @@
             </w:tcMar>
           </w:tcPr>
           <w:p>
-            <w:r/>
+            <w:hyperlink r:id="rId13">
+              <w:r>
+                <w:rPr>
+                  <w:u w:val="single"/>
+                  <w:color w:val="1155cc"/>
+                  <w:rFonts w:ascii="Sora" w:hAnsi="Sora"/>
+                  <w:sz w:val="16"/>
+                  <w:szCs w:val="16"/>
+                  <w:i/>
+                </w:rPr>
+                <w:t>rule report</w:t>
+              </w:r>
+            </w:hyperlink>
           </w:p>
         </w:tc>
       </w:tr>
@@ -1025,7 +1103,7 @@
                 <w:rFonts w:ascii="DM Sans" w:hAnsi="DM Sans"/>
                 <w:sz w:val="18"/>
               </w:rPr>
-              <w:t>after_owner_restricted_function_owner_is_set</w:t>
+              <w:t>after_accept_ownership_pending_owner_implies_owner</w:t>
             </w:r>
           </w:p>
         </w:tc>
@@ -1080,6 +1158,7 @@
                 <w:i/>
                 <w:sz w:val="16"/>
               </w:rPr>
+              <w:t>invariant: pending_owner != none implies owner != none, case: accept_ownership</w:t>
             </w:r>
           </w:p>
         </w:tc>
@@ -1101,7 +1180,19 @@
             </w:tcMar>
           </w:tcPr>
           <w:p>
-            <w:r/>
+            <w:hyperlink r:id="rId13">
+              <w:r>
+                <w:rPr>
+                  <w:u w:val="single"/>
+                  <w:color w:val="1155cc"/>
+                  <w:rFonts w:ascii="Sora" w:hAnsi="Sora"/>
+                  <w:sz w:val="16"/>
+                  <w:szCs w:val="16"/>
+                  <w:i/>
+                </w:rPr>
+                <w:t>rule report</w:t>
+              </w:r>
+            </w:hyperlink>
           </w:p>
         </w:tc>
       </w:tr>
@@ -1129,7 +1220,7 @@
                 <w:rFonts w:ascii="DM Sans" w:hAnsi="DM Sans"/>
                 <w:sz w:val="18"/>
               </w:rPr>
-              <w:t>after_owner_restricted_function_owner_is_set_sanity</w:t>
+              <w:t>after_renounce_ownership_pending_owner_implies_owner</w:t>
             </w:r>
           </w:p>
         </w:tc>
@@ -1184,6 +1275,7 @@
                 <w:i/>
                 <w:sz w:val="16"/>
               </w:rPr>
+              <w:t>invariant: pending_owner != none implies owner != none, case: renounce_ownership</w:t>
             </w:r>
           </w:p>
         </w:tc>
@@ -1205,7 +1297,19 @@
             </w:tcMar>
           </w:tcPr>
           <w:p>
-            <w:r/>
+            <w:hyperlink r:id="rId13">
+              <w:r>
+                <w:rPr>
+                  <w:u w:val="single"/>
+                  <w:color w:val="1155cc"/>
+                  <w:rFonts w:ascii="Sora" w:hAnsi="Sora"/>
+                  <w:sz w:val="16"/>
+                  <w:szCs w:val="16"/>
+                  <w:i/>
+                </w:rPr>
+                <w:t>rule report</w:t>
+              </w:r>
+            </w:hyperlink>
           </w:p>
         </w:tc>
       </w:tr>
@@ -1233,7 +1337,7 @@
                 <w:rFonts w:ascii="DM Sans" w:hAnsi="DM Sans"/>
                 <w:sz w:val="18"/>
               </w:rPr>
-              <w:t>after_constructor_pending_owner_implies_owner</w:t>
+              <w:t>after_owner_restricted_function_pending_owner_implies_owner</w:t>
             </w:r>
           </w:p>
         </w:tc>
@@ -1288,6 +1392,7 @@
                 <w:i/>
                 <w:sz w:val="16"/>
               </w:rPr>
+              <w:t>invariant: pending_owner != none implies owner != none, case: owner_restricted_function</w:t>
             </w:r>
           </w:p>
         </w:tc>
@@ -1309,943 +1414,19 @@
             </w:tcMar>
           </w:tcPr>
           <w:p>
-            <w:r/>
-          </w:p>
-        </w:tc>
-      </w:tr>
-      <w:tr>
-        <w:tc>
-          <w:tcPr>
-            <w:tcW w:type="dxa" w:w="1950"/>
-            <w:shd w:val="clear" w:color="auto" w:fill="f3f3f3"/>
-            <w:tcBorders>
-              <w:top w:val="single" w:sz="24" w:color="ffffff"/>
-              <w:left w:val="single" w:sz="18" w:color="d9d9d9"/>
-              <w:bottom w:val="single" w:sz="24" w:color="ffffff"/>
-              <w:right w:val="single" w:sz="24" w:color="ffffff"/>
-            </w:tcBorders>
-            <w:tcMar>
-              <w:top w:w="173" w:type="dxa"/>
-              <w:left w:w="173" w:type="dxa"/>
-              <w:bottom w:w="173" w:type="dxa"/>
-              <w:right w:w="173" w:type="dxa"/>
-            </w:tcMar>
-          </w:tcPr>
-          <w:p>
-            <w:r>
-              <w:rPr>
-                <w:rFonts w:ascii="DM Sans" w:hAnsi="DM Sans"/>
-                <w:sz w:val="18"/>
-              </w:rPr>
-              <w:t>after_constructor_pending_owner_implies_owner_sanity</w:t>
-            </w:r>
-          </w:p>
-        </w:tc>
-        <w:tc>
-          <w:tcPr>
-            <w:tcW w:type="dxa" w:w="1920"/>
-            <w:shd w:val="clear" w:color="auto" w:fill="a9f2c4"/>
-            <w:tcBorders>
-              <w:top w:val="single" w:sz="24" w:color="ffffff"/>
-              <w:left w:val="single" w:sz="18" w:color="d9d9d9"/>
-              <w:bottom w:val="single" w:sz="24" w:color="ffffff"/>
-              <w:right w:val="single" w:sz="24" w:color="ffffff"/>
-            </w:tcBorders>
-            <w:tcMar>
-              <w:top w:w="173" w:type="dxa"/>
-              <w:left w:w="173" w:type="dxa"/>
-              <w:bottom w:w="173" w:type="dxa"/>
-              <w:right w:w="173" w:type="dxa"/>
-            </w:tcMar>
-          </w:tcPr>
-          <w:p>
-            <w:r>
-              <w:rPr>
-                <w:rFonts w:ascii="DM Sans" w:hAnsi="DM Sans"/>
-                <w:sz w:val="18"/>
-              </w:rPr>
-              <w:t>Verified</w:t>
-            </w:r>
-          </w:p>
-        </w:tc>
-        <w:tc>
-          <w:tcPr>
-            <w:tcW w:type="dxa" w:w="4620"/>
-            <w:shd w:val="clear" w:color="auto" w:fill="f3f3f3"/>
-            <w:tcBorders>
-              <w:top w:val="single" w:sz="24" w:color="ffffff"/>
-              <w:left w:val="single" w:sz="18" w:color="d9d9d9"/>
-              <w:bottom w:val="single" w:sz="24" w:color="ffffff"/>
-              <w:right w:val="single" w:sz="24" w:color="ffffff"/>
-            </w:tcBorders>
-            <w:tcMar>
-              <w:top w:w="173" w:type="dxa"/>
-              <w:left w:w="173" w:type="dxa"/>
-              <w:bottom w:w="173" w:type="dxa"/>
-              <w:right w:w="173" w:type="dxa"/>
-            </w:tcMar>
-          </w:tcPr>
-          <w:p>
-            <w:r>
-              <w:rPr>
-                <w:rFonts w:ascii="Sora" w:hAnsi="Sora"/>
-                <w:i/>
-                <w:sz w:val="16"/>
-              </w:rPr>
-            </w:r>
-          </w:p>
-        </w:tc>
-        <w:tc>
-          <w:tcPr>
-            <w:tcW w:type="dxa" w:w="2205"/>
-            <w:shd w:val="clear" w:color="auto" w:fill="f3f3f3"/>
-            <w:tcBorders>
-              <w:top w:val="single" w:sz="24" w:color="ffffff"/>
-              <w:left w:val="single" w:sz="18" w:color="d9d9d9"/>
-              <w:bottom w:val="single" w:sz="24" w:color="ffffff"/>
-              <w:right w:val="single" w:sz="18" w:color="cccccc"/>
-            </w:tcBorders>
-            <w:tcMar>
-              <w:top w:w="173" w:type="dxa"/>
-              <w:left w:w="173" w:type="dxa"/>
-              <w:bottom w:w="173" w:type="dxa"/>
-              <w:right w:w="173" w:type="dxa"/>
-            </w:tcMar>
-          </w:tcPr>
-          <w:p>
-            <w:r/>
-          </w:p>
-        </w:tc>
-      </w:tr>
-      <w:tr>
-        <w:tc>
-          <w:tcPr>
-            <w:tcW w:type="dxa" w:w="1950"/>
-            <w:shd w:val="clear" w:color="auto" w:fill="f3f3f3"/>
-            <w:tcBorders>
-              <w:top w:val="single" w:sz="24" w:color="ffffff"/>
-              <w:left w:val="single" w:sz="18" w:color="d9d9d9"/>
-              <w:bottom w:val="single" w:sz="24" w:color="ffffff"/>
-              <w:right w:val="single" w:sz="24" w:color="ffffff"/>
-            </w:tcBorders>
-            <w:tcMar>
-              <w:top w:w="173" w:type="dxa"/>
-              <w:left w:w="173" w:type="dxa"/>
-              <w:bottom w:w="173" w:type="dxa"/>
-              <w:right w:w="173" w:type="dxa"/>
-            </w:tcMar>
-          </w:tcPr>
-          <w:p>
-            <w:r>
-              <w:rPr>
-                <w:rFonts w:ascii="DM Sans" w:hAnsi="DM Sans"/>
-                <w:sz w:val="18"/>
-              </w:rPr>
-              <w:t>after_transfer_ownership_pending_owner_implies_owner</w:t>
-            </w:r>
-          </w:p>
-        </w:tc>
-        <w:tc>
-          <w:tcPr>
-            <w:tcW w:type="dxa" w:w="1920"/>
-            <w:shd w:val="clear" w:color="auto" w:fill="a9f2c4"/>
-            <w:tcBorders>
-              <w:top w:val="single" w:sz="24" w:color="ffffff"/>
-              <w:left w:val="single" w:sz="18" w:color="d9d9d9"/>
-              <w:bottom w:val="single" w:sz="24" w:color="ffffff"/>
-              <w:right w:val="single" w:sz="24" w:color="ffffff"/>
-            </w:tcBorders>
-            <w:tcMar>
-              <w:top w:w="173" w:type="dxa"/>
-              <w:left w:w="173" w:type="dxa"/>
-              <w:bottom w:w="173" w:type="dxa"/>
-              <w:right w:w="173" w:type="dxa"/>
-            </w:tcMar>
-          </w:tcPr>
-          <w:p>
-            <w:r>
-              <w:rPr>
-                <w:rFonts w:ascii="DM Sans" w:hAnsi="DM Sans"/>
-                <w:sz w:val="18"/>
-              </w:rPr>
-              <w:t>Verified</w:t>
-            </w:r>
-          </w:p>
-        </w:tc>
-        <w:tc>
-          <w:tcPr>
-            <w:tcW w:type="dxa" w:w="4620"/>
-            <w:shd w:val="clear" w:color="auto" w:fill="f3f3f3"/>
-            <w:tcBorders>
-              <w:top w:val="single" w:sz="24" w:color="ffffff"/>
-              <w:left w:val="single" w:sz="18" w:color="d9d9d9"/>
-              <w:bottom w:val="single" w:sz="24" w:color="ffffff"/>
-              <w:right w:val="single" w:sz="24" w:color="ffffff"/>
-            </w:tcBorders>
-            <w:tcMar>
-              <w:top w:w="173" w:type="dxa"/>
-              <w:left w:w="173" w:type="dxa"/>
-              <w:bottom w:w="173" w:type="dxa"/>
-              <w:right w:w="173" w:type="dxa"/>
-            </w:tcMar>
-          </w:tcPr>
-          <w:p>
-            <w:r>
-              <w:rPr>
-                <w:rFonts w:ascii="Sora" w:hAnsi="Sora"/>
-                <w:i/>
-                <w:sz w:val="16"/>
-              </w:rPr>
-            </w:r>
-          </w:p>
-        </w:tc>
-        <w:tc>
-          <w:tcPr>
-            <w:tcW w:type="dxa" w:w="2205"/>
-            <w:shd w:val="clear" w:color="auto" w:fill="f3f3f3"/>
-            <w:tcBorders>
-              <w:top w:val="single" w:sz="24" w:color="ffffff"/>
-              <w:left w:val="single" w:sz="18" w:color="d9d9d9"/>
-              <w:bottom w:val="single" w:sz="24" w:color="ffffff"/>
-              <w:right w:val="single" w:sz="18" w:color="cccccc"/>
-            </w:tcBorders>
-            <w:tcMar>
-              <w:top w:w="173" w:type="dxa"/>
-              <w:left w:w="173" w:type="dxa"/>
-              <w:bottom w:w="173" w:type="dxa"/>
-              <w:right w:w="173" w:type="dxa"/>
-            </w:tcMar>
-          </w:tcPr>
-          <w:p>
-            <w:r/>
-          </w:p>
-        </w:tc>
-      </w:tr>
-      <w:tr>
-        <w:tc>
-          <w:tcPr>
-            <w:tcW w:type="dxa" w:w="1950"/>
-            <w:shd w:val="clear" w:color="auto" w:fill="f3f3f3"/>
-            <w:tcBorders>
-              <w:top w:val="single" w:sz="24" w:color="ffffff"/>
-              <w:left w:val="single" w:sz="18" w:color="d9d9d9"/>
-              <w:bottom w:val="single" w:sz="24" w:color="ffffff"/>
-              <w:right w:val="single" w:sz="24" w:color="ffffff"/>
-            </w:tcBorders>
-            <w:tcMar>
-              <w:top w:w="173" w:type="dxa"/>
-              <w:left w:w="173" w:type="dxa"/>
-              <w:bottom w:w="173" w:type="dxa"/>
-              <w:right w:w="173" w:type="dxa"/>
-            </w:tcMar>
-          </w:tcPr>
-          <w:p>
-            <w:r>
-              <w:rPr>
-                <w:rFonts w:ascii="DM Sans" w:hAnsi="DM Sans"/>
-                <w:sz w:val="18"/>
-              </w:rPr>
-              <w:t>after_transfer_ownership_pending_owner_implies_owner_sanity</w:t>
-            </w:r>
-          </w:p>
-        </w:tc>
-        <w:tc>
-          <w:tcPr>
-            <w:tcW w:type="dxa" w:w="1920"/>
-            <w:shd w:val="clear" w:color="auto" w:fill="a9f2c4"/>
-            <w:tcBorders>
-              <w:top w:val="single" w:sz="24" w:color="ffffff"/>
-              <w:left w:val="single" w:sz="18" w:color="d9d9d9"/>
-              <w:bottom w:val="single" w:sz="24" w:color="ffffff"/>
-              <w:right w:val="single" w:sz="24" w:color="ffffff"/>
-            </w:tcBorders>
-            <w:tcMar>
-              <w:top w:w="173" w:type="dxa"/>
-              <w:left w:w="173" w:type="dxa"/>
-              <w:bottom w:w="173" w:type="dxa"/>
-              <w:right w:w="173" w:type="dxa"/>
-            </w:tcMar>
-          </w:tcPr>
-          <w:p>
-            <w:r>
-              <w:rPr>
-                <w:rFonts w:ascii="DM Sans" w:hAnsi="DM Sans"/>
-                <w:sz w:val="18"/>
-              </w:rPr>
-              <w:t>Verified</w:t>
-            </w:r>
-          </w:p>
-        </w:tc>
-        <w:tc>
-          <w:tcPr>
-            <w:tcW w:type="dxa" w:w="4620"/>
-            <w:shd w:val="clear" w:color="auto" w:fill="f3f3f3"/>
-            <w:tcBorders>
-              <w:top w:val="single" w:sz="24" w:color="ffffff"/>
-              <w:left w:val="single" w:sz="18" w:color="d9d9d9"/>
-              <w:bottom w:val="single" w:sz="24" w:color="ffffff"/>
-              <w:right w:val="single" w:sz="24" w:color="ffffff"/>
-            </w:tcBorders>
-            <w:tcMar>
-              <w:top w:w="173" w:type="dxa"/>
-              <w:left w:w="173" w:type="dxa"/>
-              <w:bottom w:w="173" w:type="dxa"/>
-              <w:right w:w="173" w:type="dxa"/>
-            </w:tcMar>
-          </w:tcPr>
-          <w:p>
-            <w:r>
-              <w:rPr>
-                <w:rFonts w:ascii="Sora" w:hAnsi="Sora"/>
-                <w:i/>
-                <w:sz w:val="16"/>
-              </w:rPr>
-            </w:r>
-          </w:p>
-        </w:tc>
-        <w:tc>
-          <w:tcPr>
-            <w:tcW w:type="dxa" w:w="2205"/>
-            <w:shd w:val="clear" w:color="auto" w:fill="f3f3f3"/>
-            <w:tcBorders>
-              <w:top w:val="single" w:sz="24" w:color="ffffff"/>
-              <w:left w:val="single" w:sz="18" w:color="d9d9d9"/>
-              <w:bottom w:val="single" w:sz="24" w:color="ffffff"/>
-              <w:right w:val="single" w:sz="18" w:color="cccccc"/>
-            </w:tcBorders>
-            <w:tcMar>
-              <w:top w:w="173" w:type="dxa"/>
-              <w:left w:w="173" w:type="dxa"/>
-              <w:bottom w:w="173" w:type="dxa"/>
-              <w:right w:w="173" w:type="dxa"/>
-            </w:tcMar>
-          </w:tcPr>
-          <w:p>
-            <w:r/>
-          </w:p>
-        </w:tc>
-      </w:tr>
-      <w:tr>
-        <w:tc>
-          <w:tcPr>
-            <w:tcW w:type="dxa" w:w="1950"/>
-            <w:shd w:val="clear" w:color="auto" w:fill="f3f3f3"/>
-            <w:tcBorders>
-              <w:top w:val="single" w:sz="24" w:color="ffffff"/>
-              <w:left w:val="single" w:sz="18" w:color="d9d9d9"/>
-              <w:bottom w:val="single" w:sz="24" w:color="ffffff"/>
-              <w:right w:val="single" w:sz="24" w:color="ffffff"/>
-            </w:tcBorders>
-            <w:tcMar>
-              <w:top w:w="173" w:type="dxa"/>
-              <w:left w:w="173" w:type="dxa"/>
-              <w:bottom w:w="173" w:type="dxa"/>
-              <w:right w:w="173" w:type="dxa"/>
-            </w:tcMar>
-          </w:tcPr>
-          <w:p>
-            <w:r>
-              <w:rPr>
-                <w:rFonts w:ascii="DM Sans" w:hAnsi="DM Sans"/>
-                <w:sz w:val="18"/>
-              </w:rPr>
-              <w:t>after_accept_ownership_pending_owner_implies_owner</w:t>
-            </w:r>
-          </w:p>
-        </w:tc>
-        <w:tc>
-          <w:tcPr>
-            <w:tcW w:type="dxa" w:w="1920"/>
-            <w:shd w:val="clear" w:color="auto" w:fill="a9f2c4"/>
-            <w:tcBorders>
-              <w:top w:val="single" w:sz="24" w:color="ffffff"/>
-              <w:left w:val="single" w:sz="18" w:color="d9d9d9"/>
-              <w:bottom w:val="single" w:sz="24" w:color="ffffff"/>
-              <w:right w:val="single" w:sz="24" w:color="ffffff"/>
-            </w:tcBorders>
-            <w:tcMar>
-              <w:top w:w="173" w:type="dxa"/>
-              <w:left w:w="173" w:type="dxa"/>
-              <w:bottom w:w="173" w:type="dxa"/>
-              <w:right w:w="173" w:type="dxa"/>
-            </w:tcMar>
-          </w:tcPr>
-          <w:p>
-            <w:r>
-              <w:rPr>
-                <w:rFonts w:ascii="DM Sans" w:hAnsi="DM Sans"/>
-                <w:sz w:val="18"/>
-              </w:rPr>
-              <w:t>Verified</w:t>
-            </w:r>
-          </w:p>
-        </w:tc>
-        <w:tc>
-          <w:tcPr>
-            <w:tcW w:type="dxa" w:w="4620"/>
-            <w:shd w:val="clear" w:color="auto" w:fill="f3f3f3"/>
-            <w:tcBorders>
-              <w:top w:val="single" w:sz="24" w:color="ffffff"/>
-              <w:left w:val="single" w:sz="18" w:color="d9d9d9"/>
-              <w:bottom w:val="single" w:sz="24" w:color="ffffff"/>
-              <w:right w:val="single" w:sz="24" w:color="ffffff"/>
-            </w:tcBorders>
-            <w:tcMar>
-              <w:top w:w="173" w:type="dxa"/>
-              <w:left w:w="173" w:type="dxa"/>
-              <w:bottom w:w="173" w:type="dxa"/>
-              <w:right w:w="173" w:type="dxa"/>
-            </w:tcMar>
-          </w:tcPr>
-          <w:p>
-            <w:r>
-              <w:rPr>
-                <w:rFonts w:ascii="Sora" w:hAnsi="Sora"/>
-                <w:i/>
-                <w:sz w:val="16"/>
-              </w:rPr>
-            </w:r>
-          </w:p>
-        </w:tc>
-        <w:tc>
-          <w:tcPr>
-            <w:tcW w:type="dxa" w:w="2205"/>
-            <w:shd w:val="clear" w:color="auto" w:fill="f3f3f3"/>
-            <w:tcBorders>
-              <w:top w:val="single" w:sz="24" w:color="ffffff"/>
-              <w:left w:val="single" w:sz="18" w:color="d9d9d9"/>
-              <w:bottom w:val="single" w:sz="24" w:color="ffffff"/>
-              <w:right w:val="single" w:sz="18" w:color="cccccc"/>
-            </w:tcBorders>
-            <w:tcMar>
-              <w:top w:w="173" w:type="dxa"/>
-              <w:left w:w="173" w:type="dxa"/>
-              <w:bottom w:w="173" w:type="dxa"/>
-              <w:right w:w="173" w:type="dxa"/>
-            </w:tcMar>
-          </w:tcPr>
-          <w:p>
-            <w:r/>
-          </w:p>
-        </w:tc>
-      </w:tr>
-      <w:tr>
-        <w:tc>
-          <w:tcPr>
-            <w:tcW w:type="dxa" w:w="1950"/>
-            <w:shd w:val="clear" w:color="auto" w:fill="f3f3f3"/>
-            <w:tcBorders>
-              <w:top w:val="single" w:sz="24" w:color="ffffff"/>
-              <w:left w:val="single" w:sz="18" w:color="d9d9d9"/>
-              <w:bottom w:val="single" w:sz="24" w:color="ffffff"/>
-              <w:right w:val="single" w:sz="24" w:color="ffffff"/>
-            </w:tcBorders>
-            <w:tcMar>
-              <w:top w:w="173" w:type="dxa"/>
-              <w:left w:w="173" w:type="dxa"/>
-              <w:bottom w:w="173" w:type="dxa"/>
-              <w:right w:w="173" w:type="dxa"/>
-            </w:tcMar>
-          </w:tcPr>
-          <w:p>
-            <w:r>
-              <w:rPr>
-                <w:rFonts w:ascii="DM Sans" w:hAnsi="DM Sans"/>
-                <w:sz w:val="18"/>
-              </w:rPr>
-              <w:t>after_accept_ownership_pending_owner_implies_owner_sanity</w:t>
-            </w:r>
-          </w:p>
-        </w:tc>
-        <w:tc>
-          <w:tcPr>
-            <w:tcW w:type="dxa" w:w="1920"/>
-            <w:shd w:val="clear" w:color="auto" w:fill="a9f2c4"/>
-            <w:tcBorders>
-              <w:top w:val="single" w:sz="24" w:color="ffffff"/>
-              <w:left w:val="single" w:sz="18" w:color="d9d9d9"/>
-              <w:bottom w:val="single" w:sz="24" w:color="ffffff"/>
-              <w:right w:val="single" w:sz="24" w:color="ffffff"/>
-            </w:tcBorders>
-            <w:tcMar>
-              <w:top w:w="173" w:type="dxa"/>
-              <w:left w:w="173" w:type="dxa"/>
-              <w:bottom w:w="173" w:type="dxa"/>
-              <w:right w:w="173" w:type="dxa"/>
-            </w:tcMar>
-          </w:tcPr>
-          <w:p>
-            <w:r>
-              <w:rPr>
-                <w:rFonts w:ascii="DM Sans" w:hAnsi="DM Sans"/>
-                <w:sz w:val="18"/>
-              </w:rPr>
-              <w:t>Verified</w:t>
-            </w:r>
-          </w:p>
-        </w:tc>
-        <w:tc>
-          <w:tcPr>
-            <w:tcW w:type="dxa" w:w="4620"/>
-            <w:shd w:val="clear" w:color="auto" w:fill="f3f3f3"/>
-            <w:tcBorders>
-              <w:top w:val="single" w:sz="24" w:color="ffffff"/>
-              <w:left w:val="single" w:sz="18" w:color="d9d9d9"/>
-              <w:bottom w:val="single" w:sz="24" w:color="ffffff"/>
-              <w:right w:val="single" w:sz="24" w:color="ffffff"/>
-            </w:tcBorders>
-            <w:tcMar>
-              <w:top w:w="173" w:type="dxa"/>
-              <w:left w:w="173" w:type="dxa"/>
-              <w:bottom w:w="173" w:type="dxa"/>
-              <w:right w:w="173" w:type="dxa"/>
-            </w:tcMar>
-          </w:tcPr>
-          <w:p>
-            <w:r>
-              <w:rPr>
-                <w:rFonts w:ascii="Sora" w:hAnsi="Sora"/>
-                <w:i/>
-                <w:sz w:val="16"/>
-              </w:rPr>
-            </w:r>
-          </w:p>
-        </w:tc>
-        <w:tc>
-          <w:tcPr>
-            <w:tcW w:type="dxa" w:w="2205"/>
-            <w:shd w:val="clear" w:color="auto" w:fill="f3f3f3"/>
-            <w:tcBorders>
-              <w:top w:val="single" w:sz="24" w:color="ffffff"/>
-              <w:left w:val="single" w:sz="18" w:color="d9d9d9"/>
-              <w:bottom w:val="single" w:sz="24" w:color="ffffff"/>
-              <w:right w:val="single" w:sz="18" w:color="cccccc"/>
-            </w:tcBorders>
-            <w:tcMar>
-              <w:top w:w="173" w:type="dxa"/>
-              <w:left w:w="173" w:type="dxa"/>
-              <w:bottom w:w="173" w:type="dxa"/>
-              <w:right w:w="173" w:type="dxa"/>
-            </w:tcMar>
-          </w:tcPr>
-          <w:p>
-            <w:r/>
-          </w:p>
-        </w:tc>
-      </w:tr>
-      <w:tr>
-        <w:tc>
-          <w:tcPr>
-            <w:tcW w:type="dxa" w:w="1950"/>
-            <w:shd w:val="clear" w:color="auto" w:fill="f3f3f3"/>
-            <w:tcBorders>
-              <w:top w:val="single" w:sz="24" w:color="ffffff"/>
-              <w:left w:val="single" w:sz="18" w:color="d9d9d9"/>
-              <w:bottom w:val="single" w:sz="24" w:color="ffffff"/>
-              <w:right w:val="single" w:sz="24" w:color="ffffff"/>
-            </w:tcBorders>
-            <w:tcMar>
-              <w:top w:w="173" w:type="dxa"/>
-              <w:left w:w="173" w:type="dxa"/>
-              <w:bottom w:w="173" w:type="dxa"/>
-              <w:right w:w="173" w:type="dxa"/>
-            </w:tcMar>
-          </w:tcPr>
-          <w:p>
-            <w:r>
-              <w:rPr>
-                <w:rFonts w:ascii="DM Sans" w:hAnsi="DM Sans"/>
-                <w:sz w:val="18"/>
-              </w:rPr>
-              <w:t>after_renounce_ownership_pending_owner_implies_owner</w:t>
-            </w:r>
-          </w:p>
-        </w:tc>
-        <w:tc>
-          <w:tcPr>
-            <w:tcW w:type="dxa" w:w="1920"/>
-            <w:shd w:val="clear" w:color="auto" w:fill="a9f2c4"/>
-            <w:tcBorders>
-              <w:top w:val="single" w:sz="24" w:color="ffffff"/>
-              <w:left w:val="single" w:sz="18" w:color="d9d9d9"/>
-              <w:bottom w:val="single" w:sz="24" w:color="ffffff"/>
-              <w:right w:val="single" w:sz="24" w:color="ffffff"/>
-            </w:tcBorders>
-            <w:tcMar>
-              <w:top w:w="173" w:type="dxa"/>
-              <w:left w:w="173" w:type="dxa"/>
-              <w:bottom w:w="173" w:type="dxa"/>
-              <w:right w:w="173" w:type="dxa"/>
-            </w:tcMar>
-          </w:tcPr>
-          <w:p>
-            <w:r>
-              <w:rPr>
-                <w:rFonts w:ascii="DM Sans" w:hAnsi="DM Sans"/>
-                <w:sz w:val="18"/>
-              </w:rPr>
-              <w:t>Verified</w:t>
-            </w:r>
-          </w:p>
-        </w:tc>
-        <w:tc>
-          <w:tcPr>
-            <w:tcW w:type="dxa" w:w="4620"/>
-            <w:shd w:val="clear" w:color="auto" w:fill="f3f3f3"/>
-            <w:tcBorders>
-              <w:top w:val="single" w:sz="24" w:color="ffffff"/>
-              <w:left w:val="single" w:sz="18" w:color="d9d9d9"/>
-              <w:bottom w:val="single" w:sz="24" w:color="ffffff"/>
-              <w:right w:val="single" w:sz="24" w:color="ffffff"/>
-            </w:tcBorders>
-            <w:tcMar>
-              <w:top w:w="173" w:type="dxa"/>
-              <w:left w:w="173" w:type="dxa"/>
-              <w:bottom w:w="173" w:type="dxa"/>
-              <w:right w:w="173" w:type="dxa"/>
-            </w:tcMar>
-          </w:tcPr>
-          <w:p>
-            <w:r>
-              <w:rPr>
-                <w:rFonts w:ascii="Sora" w:hAnsi="Sora"/>
-                <w:i/>
-                <w:sz w:val="16"/>
-              </w:rPr>
-            </w:r>
-          </w:p>
-        </w:tc>
-        <w:tc>
-          <w:tcPr>
-            <w:tcW w:type="dxa" w:w="2205"/>
-            <w:shd w:val="clear" w:color="auto" w:fill="f3f3f3"/>
-            <w:tcBorders>
-              <w:top w:val="single" w:sz="24" w:color="ffffff"/>
-              <w:left w:val="single" w:sz="18" w:color="d9d9d9"/>
-              <w:bottom w:val="single" w:sz="24" w:color="ffffff"/>
-              <w:right w:val="single" w:sz="18" w:color="cccccc"/>
-            </w:tcBorders>
-            <w:tcMar>
-              <w:top w:w="173" w:type="dxa"/>
-              <w:left w:w="173" w:type="dxa"/>
-              <w:bottom w:w="173" w:type="dxa"/>
-              <w:right w:w="173" w:type="dxa"/>
-            </w:tcMar>
-          </w:tcPr>
-          <w:p>
-            <w:r/>
-          </w:p>
-        </w:tc>
-      </w:tr>
-      <w:tr>
-        <w:tc>
-          <w:tcPr>
-            <w:tcW w:type="dxa" w:w="1950"/>
-            <w:shd w:val="clear" w:color="auto" w:fill="f3f3f3"/>
-            <w:tcBorders>
-              <w:top w:val="single" w:sz="24" w:color="ffffff"/>
-              <w:left w:val="single" w:sz="18" w:color="d9d9d9"/>
-              <w:bottom w:val="single" w:sz="24" w:color="ffffff"/>
-              <w:right w:val="single" w:sz="24" w:color="ffffff"/>
-            </w:tcBorders>
-            <w:tcMar>
-              <w:top w:w="173" w:type="dxa"/>
-              <w:left w:w="173" w:type="dxa"/>
-              <w:bottom w:w="173" w:type="dxa"/>
-              <w:right w:w="173" w:type="dxa"/>
-            </w:tcMar>
-          </w:tcPr>
-          <w:p>
-            <w:r>
-              <w:rPr>
-                <w:rFonts w:ascii="DM Sans" w:hAnsi="DM Sans"/>
-                <w:sz w:val="18"/>
-              </w:rPr>
-              <w:t>after_renounce_ownership_pending_owner_implies_owner_sanity</w:t>
-            </w:r>
-          </w:p>
-        </w:tc>
-        <w:tc>
-          <w:tcPr>
-            <w:tcW w:type="dxa" w:w="1920"/>
-            <w:shd w:val="clear" w:color="auto" w:fill="a9f2c4"/>
-            <w:tcBorders>
-              <w:top w:val="single" w:sz="24" w:color="ffffff"/>
-              <w:left w:val="single" w:sz="18" w:color="d9d9d9"/>
-              <w:bottom w:val="single" w:sz="24" w:color="ffffff"/>
-              <w:right w:val="single" w:sz="24" w:color="ffffff"/>
-            </w:tcBorders>
-            <w:tcMar>
-              <w:top w:w="173" w:type="dxa"/>
-              <w:left w:w="173" w:type="dxa"/>
-              <w:bottom w:w="173" w:type="dxa"/>
-              <w:right w:w="173" w:type="dxa"/>
-            </w:tcMar>
-          </w:tcPr>
-          <w:p>
-            <w:r>
-              <w:rPr>
-                <w:rFonts w:ascii="DM Sans" w:hAnsi="DM Sans"/>
-                <w:sz w:val="18"/>
-              </w:rPr>
-              <w:t>Verified</w:t>
-            </w:r>
-          </w:p>
-        </w:tc>
-        <w:tc>
-          <w:tcPr>
-            <w:tcW w:type="dxa" w:w="4620"/>
-            <w:shd w:val="clear" w:color="auto" w:fill="f3f3f3"/>
-            <w:tcBorders>
-              <w:top w:val="single" w:sz="24" w:color="ffffff"/>
-              <w:left w:val="single" w:sz="18" w:color="d9d9d9"/>
-              <w:bottom w:val="single" w:sz="24" w:color="ffffff"/>
-              <w:right w:val="single" w:sz="24" w:color="ffffff"/>
-            </w:tcBorders>
-            <w:tcMar>
-              <w:top w:w="173" w:type="dxa"/>
-              <w:left w:w="173" w:type="dxa"/>
-              <w:bottom w:w="173" w:type="dxa"/>
-              <w:right w:w="173" w:type="dxa"/>
-            </w:tcMar>
-          </w:tcPr>
-          <w:p>
-            <w:r>
-              <w:rPr>
-                <w:rFonts w:ascii="Sora" w:hAnsi="Sora"/>
-                <w:i/>
-                <w:sz w:val="16"/>
-              </w:rPr>
-            </w:r>
-          </w:p>
-        </w:tc>
-        <w:tc>
-          <w:tcPr>
-            <w:tcW w:type="dxa" w:w="2205"/>
-            <w:shd w:val="clear" w:color="auto" w:fill="f3f3f3"/>
-            <w:tcBorders>
-              <w:top w:val="single" w:sz="24" w:color="ffffff"/>
-              <w:left w:val="single" w:sz="18" w:color="d9d9d9"/>
-              <w:bottom w:val="single" w:sz="24" w:color="ffffff"/>
-              <w:right w:val="single" w:sz="18" w:color="cccccc"/>
-            </w:tcBorders>
-            <w:tcMar>
-              <w:top w:w="173" w:type="dxa"/>
-              <w:left w:w="173" w:type="dxa"/>
-              <w:bottom w:w="173" w:type="dxa"/>
-              <w:right w:w="173" w:type="dxa"/>
-            </w:tcMar>
-          </w:tcPr>
-          <w:p>
-            <w:r/>
-          </w:p>
-        </w:tc>
-      </w:tr>
-      <w:tr>
-        <w:tc>
-          <w:tcPr>
-            <w:tcW w:type="dxa" w:w="1950"/>
-            <w:shd w:val="clear" w:color="auto" w:fill="f3f3f3"/>
-            <w:tcBorders>
-              <w:top w:val="single" w:sz="24" w:color="ffffff"/>
-              <w:left w:val="single" w:sz="18" w:color="d9d9d9"/>
-              <w:bottom w:val="single" w:sz="24" w:color="ffffff"/>
-              <w:right w:val="single" w:sz="24" w:color="ffffff"/>
-            </w:tcBorders>
-            <w:tcMar>
-              <w:top w:w="173" w:type="dxa"/>
-              <w:left w:w="173" w:type="dxa"/>
-              <w:bottom w:w="173" w:type="dxa"/>
-              <w:right w:w="173" w:type="dxa"/>
-            </w:tcMar>
-          </w:tcPr>
-          <w:p>
-            <w:r>
-              <w:rPr>
-                <w:rFonts w:ascii="DM Sans" w:hAnsi="DM Sans"/>
-                <w:sz w:val="18"/>
-              </w:rPr>
-              <w:t>after_owner_restricted_function_pending_owner_implies_owner</w:t>
-            </w:r>
-          </w:p>
-        </w:tc>
-        <w:tc>
-          <w:tcPr>
-            <w:tcW w:type="dxa" w:w="1920"/>
-            <w:shd w:val="clear" w:color="auto" w:fill="a9f2c4"/>
-            <w:tcBorders>
-              <w:top w:val="single" w:sz="24" w:color="ffffff"/>
-              <w:left w:val="single" w:sz="18" w:color="d9d9d9"/>
-              <w:bottom w:val="single" w:sz="24" w:color="ffffff"/>
-              <w:right w:val="single" w:sz="24" w:color="ffffff"/>
-            </w:tcBorders>
-            <w:tcMar>
-              <w:top w:w="173" w:type="dxa"/>
-              <w:left w:w="173" w:type="dxa"/>
-              <w:bottom w:w="173" w:type="dxa"/>
-              <w:right w:w="173" w:type="dxa"/>
-            </w:tcMar>
-          </w:tcPr>
-          <w:p>
-            <w:r>
-              <w:rPr>
-                <w:rFonts w:ascii="DM Sans" w:hAnsi="DM Sans"/>
-                <w:sz w:val="18"/>
-              </w:rPr>
-              <w:t>Verified</w:t>
-            </w:r>
-          </w:p>
-        </w:tc>
-        <w:tc>
-          <w:tcPr>
-            <w:tcW w:type="dxa" w:w="4620"/>
-            <w:shd w:val="clear" w:color="auto" w:fill="f3f3f3"/>
-            <w:tcBorders>
-              <w:top w:val="single" w:sz="24" w:color="ffffff"/>
-              <w:left w:val="single" w:sz="18" w:color="d9d9d9"/>
-              <w:bottom w:val="single" w:sz="24" w:color="ffffff"/>
-              <w:right w:val="single" w:sz="24" w:color="ffffff"/>
-            </w:tcBorders>
-            <w:tcMar>
-              <w:top w:w="173" w:type="dxa"/>
-              <w:left w:w="173" w:type="dxa"/>
-              <w:bottom w:w="173" w:type="dxa"/>
-              <w:right w:w="173" w:type="dxa"/>
-            </w:tcMar>
-          </w:tcPr>
-          <w:p>
-            <w:r>
-              <w:rPr>
-                <w:rFonts w:ascii="Sora" w:hAnsi="Sora"/>
-                <w:i/>
-                <w:sz w:val="16"/>
-              </w:rPr>
-            </w:r>
-          </w:p>
-        </w:tc>
-        <w:tc>
-          <w:tcPr>
-            <w:tcW w:type="dxa" w:w="2205"/>
-            <w:shd w:val="clear" w:color="auto" w:fill="f3f3f3"/>
-            <w:tcBorders>
-              <w:top w:val="single" w:sz="24" w:color="ffffff"/>
-              <w:left w:val="single" w:sz="18" w:color="d9d9d9"/>
-              <w:bottom w:val="single" w:sz="24" w:color="ffffff"/>
-              <w:right w:val="single" w:sz="18" w:color="cccccc"/>
-            </w:tcBorders>
-            <w:tcMar>
-              <w:top w:w="173" w:type="dxa"/>
-              <w:left w:w="173" w:type="dxa"/>
-              <w:bottom w:w="173" w:type="dxa"/>
-              <w:right w:w="173" w:type="dxa"/>
-            </w:tcMar>
-          </w:tcPr>
-          <w:p>
-            <w:r/>
-          </w:p>
-        </w:tc>
-      </w:tr>
-      <w:tr>
-        <w:tc>
-          <w:tcPr>
-            <w:tcW w:type="dxa" w:w="1950"/>
-            <w:shd w:val="clear" w:color="auto" w:fill="f3f3f3"/>
-            <w:tcBorders>
-              <w:top w:val="single" w:sz="24" w:color="ffffff"/>
-              <w:left w:val="single" w:sz="18" w:color="d9d9d9"/>
-              <w:bottom w:val="single" w:sz="24" w:color="ffffff"/>
-              <w:right w:val="single" w:sz="24" w:color="ffffff"/>
-            </w:tcBorders>
-            <w:tcMar>
-              <w:top w:w="173" w:type="dxa"/>
-              <w:left w:w="173" w:type="dxa"/>
-              <w:bottom w:w="173" w:type="dxa"/>
-              <w:right w:w="173" w:type="dxa"/>
-            </w:tcMar>
-          </w:tcPr>
-          <w:p>
-            <w:r>
-              <w:rPr>
-                <w:rFonts w:ascii="DM Sans" w:hAnsi="DM Sans"/>
-                <w:sz w:val="18"/>
-              </w:rPr>
-              <w:t>after_owner_restricted_function_pending_owner_implies_owner_sanity</w:t>
-            </w:r>
-          </w:p>
-        </w:tc>
-        <w:tc>
-          <w:tcPr>
-            <w:tcW w:type="dxa" w:w="1920"/>
-            <w:shd w:val="clear" w:color="auto" w:fill="a9f2c4"/>
-            <w:tcBorders>
-              <w:top w:val="single" w:sz="24" w:color="ffffff"/>
-              <w:left w:val="single" w:sz="18" w:color="d9d9d9"/>
-              <w:bottom w:val="single" w:sz="24" w:color="ffffff"/>
-              <w:right w:val="single" w:sz="24" w:color="ffffff"/>
-            </w:tcBorders>
-            <w:tcMar>
-              <w:top w:w="173" w:type="dxa"/>
-              <w:left w:w="173" w:type="dxa"/>
-              <w:bottom w:w="173" w:type="dxa"/>
-              <w:right w:w="173" w:type="dxa"/>
-            </w:tcMar>
-          </w:tcPr>
-          <w:p>
-            <w:r>
-              <w:rPr>
-                <w:rFonts w:ascii="DM Sans" w:hAnsi="DM Sans"/>
-                <w:sz w:val="18"/>
-              </w:rPr>
-              <w:t>Verified</w:t>
-            </w:r>
-          </w:p>
-        </w:tc>
-        <w:tc>
-          <w:tcPr>
-            <w:tcW w:type="dxa" w:w="4620"/>
-            <w:shd w:val="clear" w:color="auto" w:fill="f3f3f3"/>
-            <w:tcBorders>
-              <w:top w:val="single" w:sz="24" w:color="ffffff"/>
-              <w:left w:val="single" w:sz="18" w:color="d9d9d9"/>
-              <w:bottom w:val="single" w:sz="24" w:color="ffffff"/>
-              <w:right w:val="single" w:sz="24" w:color="ffffff"/>
-            </w:tcBorders>
-            <w:tcMar>
-              <w:top w:w="173" w:type="dxa"/>
-              <w:left w:w="173" w:type="dxa"/>
-              <w:bottom w:w="173" w:type="dxa"/>
-              <w:right w:w="173" w:type="dxa"/>
-            </w:tcMar>
-          </w:tcPr>
-          <w:p>
-            <w:r>
-              <w:rPr>
-                <w:rFonts w:ascii="Sora" w:hAnsi="Sora"/>
-                <w:i/>
-                <w:sz w:val="16"/>
-              </w:rPr>
-            </w:r>
-          </w:p>
-        </w:tc>
-        <w:tc>
-          <w:tcPr>
-            <w:tcW w:type="dxa" w:w="2205"/>
-            <w:shd w:val="clear" w:color="auto" w:fill="f3f3f3"/>
-            <w:tcBorders>
-              <w:top w:val="single" w:sz="24" w:color="ffffff"/>
-              <w:left w:val="single" w:sz="18" w:color="d9d9d9"/>
-              <w:bottom w:val="single" w:sz="24" w:color="ffffff"/>
-              <w:right w:val="single" w:sz="18" w:color="cccccc"/>
-            </w:tcBorders>
-            <w:tcMar>
-              <w:top w:w="173" w:type="dxa"/>
-              <w:left w:w="173" w:type="dxa"/>
-              <w:bottom w:w="173" w:type="dxa"/>
-              <w:right w:w="173" w:type="dxa"/>
-            </w:tcMar>
-          </w:tcPr>
-          <w:p>
-            <w:r/>
+            <w:hyperlink r:id="rId13">
+              <w:r>
+                <w:rPr>
+                  <w:u w:val="single"/>
+                  <w:color w:val="1155cc"/>
+                  <w:rFonts w:ascii="Sora" w:hAnsi="Sora"/>
+                  <w:sz w:val="16"/>
+                  <w:szCs w:val="16"/>
+                  <w:i/>
+                </w:rPr>
+                <w:t>rule report</w:t>
+              </w:r>
+            </w:hyperlink>
           </w:p>
         </w:tc>
       </w:tr>
